--- a/Knowledge/3-Work knowledge/1-Software Engineering/2-General Technologies/2-Version Control System/1-Git, GitHub and GitLab/5-My Source/4-Download and Install Git.docx
+++ b/Knowledge/3-Work knowledge/1-Software Engineering/2-General Technologies/2-Version Control System/1-Git, GitHub and GitLab/5-My Source/4-Download and Install Git.docx
@@ -23,226 +23,284 @@
     <w:p>
       <w:r>
         <w:rPr>
-          <w:rFonts w:ascii="Arial" w:eastAsia="Arial" w:hAnsi="Arial" w:cs="Arial"/>
-          <w:b/>
-          <w:bCs/>
-          <w:sz w:val="18"/>
-          <w:szCs w:val="18"/>
-          <w:highlight w:val="lightGray"/>
-        </w:rPr>
-        <w:t># Source: ScreenShots</w:t>
-      </w:r>
-      <w:r>
-        <w:rPr>
-          <w:rFonts w:ascii="Arial" w:eastAsia="Arial" w:hAnsi="Arial" w:cs="Arial"/>
-          <w:sz w:val="18"/>
-          <w:szCs w:val="18"/>
+          <w:rFonts w:ascii="Arial" w:hAnsi="Arial"/>
+          <w:b/>
+          <w:sz w:val="18"/>
+          <w:highlight w:val="lightGray"/>
+        </w:rPr>
+        <w:t xml:space="preserve"># Source: </w:t>
+      </w:r>
+      <w:r>
+        <w:rPr>
+          <w:rFonts w:ascii="Arial" w:hAnsi="Arial" w:eastAsia="Arial" w:cs="Arial"/>
+          <w:b/>
+          <w:i w:val="0"/>
+          <w:color w:val="000000"/>
+          <w:sz w:val="18"/>
+          <w:highlight w:val="lightGray"/>
+        </w:rPr>
+        <w:t>S</w:t>
+      </w:r>
+      <w:r>
+        <w:rPr>
+          <w:rFonts w:ascii="Arial" w:hAnsi="Arial" w:eastAsia="Arial" w:cs="Arial"/>
+          <w:b/>
+          <w:i w:val="0"/>
+          <w:color w:val="000000"/>
+          <w:sz w:val="18"/>
+          <w:highlight w:val="lightGray"/>
+        </w:rPr>
+        <w:t>c</w:t>
+      </w:r>
+      <w:r>
+        <w:rPr>
+          <w:rFonts w:ascii="Arial" w:hAnsi="Arial" w:eastAsia="Arial" w:cs="Arial"/>
+          <w:b/>
+          <w:i w:val="0"/>
+          <w:color w:val="000000"/>
+          <w:sz w:val="18"/>
+          <w:highlight w:val="lightGray"/>
+        </w:rPr>
+        <w:t>r</w:t>
+      </w:r>
+      <w:r>
+        <w:rPr>
+          <w:rFonts w:ascii="Arial" w:hAnsi="Arial" w:eastAsia="Arial" w:cs="Arial"/>
+          <w:b/>
+          <w:i w:val="0"/>
+          <w:color w:val="000000"/>
+          <w:sz w:val="18"/>
+          <w:highlight w:val="lightGray"/>
+        </w:rPr>
+        <w:t>e</w:t>
+      </w:r>
+      <w:r>
+        <w:rPr>
+          <w:rFonts w:ascii="Arial" w:hAnsi="Arial" w:eastAsia="Arial" w:cs="Arial"/>
+          <w:b/>
+          <w:i w:val="0"/>
+          <w:color w:val="000000"/>
+          <w:sz w:val="18"/>
+          <w:highlight w:val="lightGray"/>
+        </w:rPr>
+        <w:t>e</w:t>
+      </w:r>
+      <w:r>
+        <w:rPr>
+          <w:rFonts w:ascii="Arial" w:hAnsi="Arial" w:eastAsia="Arial" w:cs="Arial"/>
+          <w:b/>
+          <w:i w:val="0"/>
+          <w:color w:val="000000"/>
+          <w:sz w:val="18"/>
+          <w:highlight w:val="lightGray"/>
+        </w:rPr>
+        <w:t>n</w:t>
+      </w:r>
+      <w:r>
+        <w:rPr>
+          <w:rFonts w:ascii="Arial" w:hAnsi="Arial" w:eastAsia="Arial" w:cs="Arial"/>
+          <w:b/>
+          <w:i w:val="0"/>
+          <w:color w:val="000000"/>
+          <w:sz w:val="18"/>
+          <w:highlight w:val="lightGray"/>
+        </w:rPr>
+        <w:t>S</w:t>
+      </w:r>
+      <w:r>
+        <w:rPr>
+          <w:rFonts w:ascii="Arial" w:hAnsi="Arial" w:eastAsia="Arial" w:cs="Arial"/>
+          <w:b/>
+          <w:i w:val="0"/>
+          <w:color w:val="000000"/>
+          <w:sz w:val="18"/>
+          <w:highlight w:val="lightGray"/>
+        </w:rPr>
+        <w:t>h</w:t>
+      </w:r>
+      <w:r>
+        <w:rPr>
+          <w:rFonts w:ascii="Arial" w:hAnsi="Arial" w:eastAsia="Arial" w:cs="Arial"/>
+          <w:b/>
+          <w:i w:val="0"/>
+          <w:color w:val="000000"/>
+          <w:sz w:val="18"/>
+          <w:highlight w:val="lightGray"/>
+        </w:rPr>
+        <w:t>o</w:t>
+      </w:r>
+      <w:r>
+        <w:rPr>
+          <w:rFonts w:ascii="Arial" w:hAnsi="Arial" w:eastAsia="Arial" w:cs="Arial"/>
+          <w:b/>
+          <w:i w:val="0"/>
+          <w:color w:val="000000"/>
+          <w:sz w:val="18"/>
+          <w:highlight w:val="lightGray"/>
+        </w:rPr>
+        <w:t>t</w:t>
+      </w:r>
+      <w:r>
+        <w:rPr>
+          <w:rFonts w:ascii="Arial" w:hAnsi="Arial"/>
+          <w:sz w:val="18"/>
           <w:highlight w:val="lightGray"/>
         </w:rPr>
         <w:t xml:space="preserve"> </w:t>
       </w:r>
       <w:r>
         <w:rPr>
-          <w:rFonts w:ascii="Arial" w:eastAsia="Arial" w:hAnsi="Arial" w:cs="Arial"/>
-          <w:b/>
-          <w:bCs/>
-          <w:sz w:val="18"/>
-          <w:szCs w:val="18"/>
+          <w:rFonts w:ascii="Arial" w:hAnsi="Arial"/>
+          <w:b/>
+          <w:sz w:val="18"/>
           <w:highlight w:val="lightGray"/>
         </w:rPr>
         <w:t>Source</w:t>
       </w:r>
       <w:r>
         <w:rPr>
-          <w:rFonts w:ascii="Arial" w:eastAsia="Arial" w:hAnsi="Arial" w:cs="Arial"/>
-          <w:sz w:val="18"/>
-          <w:szCs w:val="18"/>
+          <w:rFonts w:ascii="Arial" w:hAnsi="Arial"/>
+          <w:sz w:val="18"/>
           <w:highlight w:val="lightGray"/>
         </w:rPr>
         <w:t xml:space="preserve">: </w:t>
       </w:r>
       <w:r>
         <w:rPr>
-          <w:rFonts w:ascii="Arial" w:eastAsia="Arial" w:hAnsi="Arial" w:cs="Arial"/>
-          <w:b/>
-          <w:bCs/>
-          <w:sz w:val="18"/>
-          <w:szCs w:val="18"/>
+          <w:rFonts w:ascii="Arial" w:hAnsi="Arial"/>
+          <w:b/>
+          <w:sz w:val="18"/>
           <w:highlight w:val="lightGray"/>
         </w:rPr>
         <w:t>Provided by:</w:t>
       </w:r>
       <w:r>
         <w:rPr>
-          <w:rFonts w:ascii="Arial" w:eastAsia="Arial" w:hAnsi="Arial" w:cs="Arial"/>
-          <w:sz w:val="18"/>
-          <w:szCs w:val="18"/>
+          <w:rFonts w:ascii="Arial" w:hAnsi="Arial"/>
+          <w:sz w:val="18"/>
           <w:highlight w:val="lightGray"/>
         </w:rPr>
         <w:t xml:space="preserve"> [Persons Table -&gt; ID Column: 1, Name_En Column: Motasem Essam] -&gt; </w:t>
       </w:r>
       <w:r>
         <w:rPr>
-          <w:rFonts w:ascii="Arial" w:eastAsia="Arial" w:hAnsi="Arial" w:cs="Arial"/>
-          <w:b/>
-          <w:bCs/>
-          <w:sz w:val="18"/>
-          <w:szCs w:val="18"/>
+          <w:rFonts w:ascii="Arial" w:hAnsi="Arial"/>
+          <w:b/>
+          <w:sz w:val="18"/>
           <w:highlight w:val="lightGray"/>
         </w:rPr>
         <w:t>Tool:</w:t>
       </w:r>
       <w:r>
         <w:rPr>
-          <w:rFonts w:ascii="Arial" w:eastAsia="Arial" w:hAnsi="Arial" w:cs="Arial"/>
-          <w:sz w:val="18"/>
-          <w:szCs w:val="18"/>
+          <w:rFonts w:ascii="Arial" w:hAnsi="Arial"/>
+          <w:sz w:val="18"/>
           <w:highlight w:val="lightGray"/>
         </w:rPr>
         <w:t xml:space="preserve"> [Lightshot Program] -&gt; </w:t>
       </w:r>
       <w:r>
         <w:rPr>
-          <w:rFonts w:ascii="Arial" w:eastAsia="Arial" w:hAnsi="Arial" w:cs="Arial"/>
-          <w:b/>
-          <w:bCs/>
-          <w:sz w:val="18"/>
-          <w:szCs w:val="18"/>
+          <w:rFonts w:ascii="Arial" w:hAnsi="Arial"/>
+          <w:b/>
+          <w:sz w:val="18"/>
           <w:highlight w:val="lightGray"/>
         </w:rPr>
         <w:t xml:space="preserve">From </w:t>
       </w:r>
       <w:r>
         <w:rPr>
-          <w:rFonts w:ascii="Arial" w:eastAsia="Arial" w:hAnsi="Arial" w:cs="Arial"/>
-          <w:sz w:val="18"/>
-          <w:szCs w:val="18"/>
+          <w:rFonts w:ascii="Arial" w:hAnsi="Arial"/>
+          <w:sz w:val="18"/>
           <w:highlight w:val="lightGray"/>
         </w:rPr>
         <w:t>[Site: Google Search:</w:t>
       </w:r>
       <w:r>
         <w:rPr>
-          <w:rFonts w:ascii="Arial" w:eastAsia="Arial" w:hAnsi="Arial" w:cs="Arial"/>
-          <w:sz w:val="18"/>
-          <w:szCs w:val="18"/>
+          <w:rFonts w:ascii="Arial" w:hAnsi="Arial"/>
+          <w:sz w:val="18"/>
           <w:highlight w:val="lightGray"/>
         </w:rPr>
         <w:t xml:space="preserve"> All: </w:t>
       </w:r>
       <w:r>
         <w:rPr>
-          <w:rFonts w:ascii="Arial" w:eastAsia="Arial" w:hAnsi="Arial" w:cs="Arial"/>
-          <w:sz w:val="18"/>
-          <w:szCs w:val="18"/>
+          <w:rFonts w:ascii="Arial" w:hAnsi="Arial"/>
+          <w:sz w:val="18"/>
           <w:highlight w:val="lightGray"/>
         </w:rPr>
         <w:t>Git</w:t>
       </w:r>
       <w:r>
         <w:rPr>
-          <w:rFonts w:ascii="Arial" w:eastAsia="Arial" w:hAnsi="Arial" w:cs="Arial"/>
-          <w:sz w:val="18"/>
-          <w:szCs w:val="18"/>
+          <w:rFonts w:ascii="Arial" w:hAnsi="Arial"/>
+          <w:sz w:val="18"/>
           <w:highlight w:val="lightGray"/>
         </w:rPr>
         <w:t xml:space="preserve">] </w:t>
       </w:r>
       <w:r>
         <w:rPr>
-          <w:rFonts w:ascii="Arial" w:eastAsia="Arial" w:hAnsi="Arial" w:cs="Arial"/>
-          <w:b/>
-          <w:bCs/>
-          <w:sz w:val="18"/>
-          <w:szCs w:val="18"/>
+          <w:rFonts w:ascii="Arial" w:hAnsi="Arial"/>
+          <w:b/>
+          <w:sz w:val="18"/>
           <w:highlight w:val="lightGray"/>
         </w:rPr>
         <w:t>on</w:t>
       </w:r>
       <w:r>
         <w:rPr>
-          <w:rFonts w:ascii="Arial" w:eastAsia="Arial" w:hAnsi="Arial" w:cs="Arial"/>
-          <w:sz w:val="18"/>
-          <w:szCs w:val="18"/>
+          <w:rFonts w:ascii="Arial" w:hAnsi="Arial"/>
+          <w:sz w:val="18"/>
           <w:highlight w:val="lightGray"/>
         </w:rPr>
         <w:t xml:space="preserve"> [</w:t>
       </w:r>
       <w:r>
         <w:rPr>
-          <w:rFonts w:ascii="Arial" w:eastAsia="Arial" w:hAnsi="Arial" w:cs="Arial"/>
-          <w:bCs/>
-          <w:kern w:val="0"/>
-          <w:sz w:val="18"/>
-          <w:szCs w:val="14"/>
-          <w:highlight w:val="lightGray"/>
-          <w:shd w:val="clear" w:color="auto" w:fill="B7B7B7"/>
-          <w:lang w:val="en"/>
-          <w14:ligatures w14:val="none"/>
+          <w:rFonts w:ascii="Arial" w:hAnsi="Arial"/>
+          <w:sz w:val="18"/>
+          <w:highlight w:val="lightGray"/>
         </w:rPr>
         <w:t>2</w:t>
       </w:r>
       <w:r>
         <w:rPr>
-          <w:rFonts w:ascii="Arial" w:eastAsia="Arial" w:hAnsi="Arial" w:cs="Arial"/>
-          <w:bCs/>
-          <w:kern w:val="0"/>
-          <w:sz w:val="18"/>
-          <w:szCs w:val="14"/>
-          <w:highlight w:val="lightGray"/>
-          <w:shd w:val="clear" w:color="auto" w:fill="B7B7B7"/>
-          <w:lang w:val="en"/>
-          <w14:ligatures w14:val="none"/>
+          <w:rFonts w:ascii="Arial" w:hAnsi="Arial"/>
+          <w:sz w:val="18"/>
+          <w:highlight w:val="lightGray"/>
         </w:rPr>
         <w:t>/</w:t>
       </w:r>
       <w:r>
         <w:rPr>
-          <w:rFonts w:ascii="Arial" w:eastAsia="Arial" w:hAnsi="Arial" w:cs="Arial"/>
-          <w:bCs/>
-          <w:kern w:val="0"/>
-          <w:sz w:val="18"/>
-          <w:szCs w:val="14"/>
-          <w:highlight w:val="lightGray"/>
-          <w:shd w:val="clear" w:color="auto" w:fill="B7B7B7"/>
-          <w:lang w:val="en"/>
-          <w14:ligatures w14:val="none"/>
+          <w:rFonts w:ascii="Arial" w:hAnsi="Arial"/>
+          <w:sz w:val="18"/>
+          <w:highlight w:val="lightGray"/>
         </w:rPr>
         <w:t>16</w:t>
       </w:r>
       <w:r>
         <w:rPr>
-          <w:rFonts w:ascii="Arial" w:eastAsia="Arial" w:hAnsi="Arial" w:cs="Arial"/>
-          <w:bCs/>
-          <w:kern w:val="0"/>
-          <w:sz w:val="18"/>
-          <w:szCs w:val="14"/>
-          <w:highlight w:val="lightGray"/>
-          <w:shd w:val="clear" w:color="auto" w:fill="B7B7B7"/>
-          <w:lang w:val="en"/>
-          <w14:ligatures w14:val="none"/>
+          <w:rFonts w:ascii="Arial" w:hAnsi="Arial"/>
+          <w:sz w:val="18"/>
+          <w:highlight w:val="lightGray"/>
         </w:rPr>
         <w:t>/202</w:t>
       </w:r>
       <w:r>
         <w:rPr>
-          <w:rFonts w:ascii="Arial" w:eastAsia="Arial" w:hAnsi="Arial" w:cs="Arial"/>
-          <w:bCs/>
-          <w:kern w:val="0"/>
-          <w:sz w:val="18"/>
-          <w:szCs w:val="14"/>
-          <w:highlight w:val="lightGray"/>
-          <w:shd w:val="clear" w:color="auto" w:fill="B7B7B7"/>
-          <w:lang w:val="en"/>
-          <w14:ligatures w14:val="none"/>
+          <w:rFonts w:ascii="Arial" w:hAnsi="Arial"/>
+          <w:sz w:val="18"/>
+          <w:highlight w:val="lightGray"/>
         </w:rPr>
         <w:t>6</w:t>
       </w:r>
       <w:r>
         <w:rPr>
-          <w:rFonts w:ascii="Arial" w:eastAsia="Arial" w:hAnsi="Arial" w:cs="Arial"/>
-          <w:sz w:val="18"/>
-          <w:szCs w:val="18"/>
+          <w:rFonts w:ascii="Arial" w:hAnsi="Arial"/>
+          <w:sz w:val="18"/>
           <w:highlight w:val="lightGray"/>
         </w:rPr>
         <w:t>]</w:t>
@@ -440,7 +498,117 @@
           <w:sz w:val="18"/>
           <w:highlight w:val="lightGray"/>
         </w:rPr>
-        <w:t># Source: ScreenShots</w:t>
+        <w:t xml:space="preserve"># Source: </w:t>
+      </w:r>
+      <w:r>
+        <w:rPr>
+          <w:rFonts w:ascii="Arial" w:hAnsi="Arial" w:eastAsia="Arial" w:cs="Arial"/>
+          <w:b/>
+          <w:i w:val="0"/>
+          <w:color w:val="000000"/>
+          <w:sz w:val="18"/>
+          <w:highlight w:val="lightGray"/>
+        </w:rPr>
+        <w:t>S</w:t>
+      </w:r>
+      <w:r>
+        <w:rPr>
+          <w:rFonts w:ascii="Arial" w:hAnsi="Arial" w:eastAsia="Arial" w:cs="Arial"/>
+          <w:b/>
+          <w:i w:val="0"/>
+          <w:color w:val="000000"/>
+          <w:sz w:val="18"/>
+          <w:highlight w:val="lightGray"/>
+        </w:rPr>
+        <w:t>c</w:t>
+      </w:r>
+      <w:r>
+        <w:rPr>
+          <w:rFonts w:ascii="Arial" w:hAnsi="Arial" w:eastAsia="Arial" w:cs="Arial"/>
+          <w:b/>
+          <w:i w:val="0"/>
+          <w:color w:val="000000"/>
+          <w:sz w:val="18"/>
+          <w:highlight w:val="lightGray"/>
+        </w:rPr>
+        <w:t>r</w:t>
+      </w:r>
+      <w:r>
+        <w:rPr>
+          <w:rFonts w:ascii="Arial" w:hAnsi="Arial" w:eastAsia="Arial" w:cs="Arial"/>
+          <w:b/>
+          <w:i w:val="0"/>
+          <w:color w:val="000000"/>
+          <w:sz w:val="18"/>
+          <w:highlight w:val="lightGray"/>
+        </w:rPr>
+        <w:t>e</w:t>
+      </w:r>
+      <w:r>
+        <w:rPr>
+          <w:rFonts w:ascii="Arial" w:hAnsi="Arial" w:eastAsia="Arial" w:cs="Arial"/>
+          <w:b/>
+          <w:i w:val="0"/>
+          <w:color w:val="000000"/>
+          <w:sz w:val="18"/>
+          <w:highlight w:val="lightGray"/>
+        </w:rPr>
+        <w:t>e</w:t>
+      </w:r>
+      <w:r>
+        <w:rPr>
+          <w:rFonts w:ascii="Arial" w:hAnsi="Arial" w:eastAsia="Arial" w:cs="Arial"/>
+          <w:b/>
+          <w:i w:val="0"/>
+          <w:color w:val="000000"/>
+          <w:sz w:val="18"/>
+          <w:highlight w:val="lightGray"/>
+        </w:rPr>
+        <w:t>n</w:t>
+      </w:r>
+      <w:r>
+        <w:rPr>
+          <w:rFonts w:ascii="Arial" w:hAnsi="Arial" w:eastAsia="Arial" w:cs="Arial"/>
+          <w:b/>
+          <w:i w:val="0"/>
+          <w:color w:val="000000"/>
+          <w:sz w:val="18"/>
+          <w:highlight w:val="lightGray"/>
+        </w:rPr>
+        <w:t>S</w:t>
+      </w:r>
+      <w:r>
+        <w:rPr>
+          <w:rFonts w:ascii="Arial" w:hAnsi="Arial" w:eastAsia="Arial" w:cs="Arial"/>
+          <w:b/>
+          <w:i w:val="0"/>
+          <w:color w:val="000000"/>
+          <w:sz w:val="18"/>
+          <w:highlight w:val="lightGray"/>
+        </w:rPr>
+        <w:t>h</w:t>
+      </w:r>
+      <w:r>
+        <w:rPr>
+          <w:rFonts w:ascii="Arial" w:hAnsi="Arial" w:eastAsia="Arial" w:cs="Arial"/>
+          <w:b/>
+          <w:i w:val="0"/>
+          <w:color w:val="000000"/>
+          <w:sz w:val="18"/>
+          <w:highlight w:val="lightGray"/>
+        </w:rPr>
+        <w:t>o</w:t>
+      </w:r>
+      <w:r>
+        <w:rPr>
+          <w:rFonts w:ascii="Arial" w:hAnsi="Arial" w:eastAsia="Arial" w:cs="Arial"/>
+          <w:b/>
+          <w:i w:val="0"/>
+          <w:color w:val="000000"/>
+          <w:sz w:val="18"/>
+          <w:highlight w:val="lightGray"/>
+        </w:rPr>
+        <w:t>t</w:t>
       </w:r>
       <w:r>
         <w:rPr>
@@ -503,7 +671,7 @@
       </w:r>
       <w:r>
         <w:rPr>
-          <w:rFonts w:ascii="Arial" w:eastAsia="Arial" w:hAnsi="Arial" w:cs="Arial"/>
+          <w:rFonts w:ascii="Arial" w:hAnsi="Arial"/>
           <w:b/>
           <w:color w:val="000000"/>
           <w:sz w:val="18"/>
@@ -513,7 +681,7 @@
       </w:r>
       <w:r>
         <w:rPr>
-          <w:rFonts w:ascii="Arial" w:eastAsia="Arial" w:hAnsi="Arial" w:cs="Arial"/>
+          <w:rFonts w:ascii="Arial" w:hAnsi="Arial"/>
           <w:color w:val="000000"/>
           <w:sz w:val="18"/>
           <w:highlight w:val="lightGray"/>
@@ -8150,7 +8318,117 @@
           <w:sz w:val="18"/>
           <w:highlight w:val="lightGray"/>
         </w:rPr>
-        <w:t># Source: ScreenShots</w:t>
+        <w:t xml:space="preserve"># Source: </w:t>
+      </w:r>
+      <w:r>
+        <w:rPr>
+          <w:rFonts w:ascii="Arial" w:hAnsi="Arial" w:eastAsia="Arial" w:cs="Arial"/>
+          <w:b/>
+          <w:i w:val="0"/>
+          <w:color w:val="000000"/>
+          <w:sz w:val="18"/>
+          <w:highlight w:val="lightGray"/>
+        </w:rPr>
+        <w:t>S</w:t>
+      </w:r>
+      <w:r>
+        <w:rPr>
+          <w:rFonts w:ascii="Arial" w:hAnsi="Arial" w:eastAsia="Arial" w:cs="Arial"/>
+          <w:b/>
+          <w:i w:val="0"/>
+          <w:color w:val="000000"/>
+          <w:sz w:val="18"/>
+          <w:highlight w:val="lightGray"/>
+        </w:rPr>
+        <w:t>c</w:t>
+      </w:r>
+      <w:r>
+        <w:rPr>
+          <w:rFonts w:ascii="Arial" w:hAnsi="Arial" w:eastAsia="Arial" w:cs="Arial"/>
+          <w:b/>
+          <w:i w:val="0"/>
+          <w:color w:val="000000"/>
+          <w:sz w:val="18"/>
+          <w:highlight w:val="lightGray"/>
+        </w:rPr>
+        <w:t>r</w:t>
+      </w:r>
+      <w:r>
+        <w:rPr>
+          <w:rFonts w:ascii="Arial" w:hAnsi="Arial" w:eastAsia="Arial" w:cs="Arial"/>
+          <w:b/>
+          <w:i w:val="0"/>
+          <w:color w:val="000000"/>
+          <w:sz w:val="18"/>
+          <w:highlight w:val="lightGray"/>
+        </w:rPr>
+        <w:t>e</w:t>
+      </w:r>
+      <w:r>
+        <w:rPr>
+          <w:rFonts w:ascii="Arial" w:hAnsi="Arial" w:eastAsia="Arial" w:cs="Arial"/>
+          <w:b/>
+          <w:i w:val="0"/>
+          <w:color w:val="000000"/>
+          <w:sz w:val="18"/>
+          <w:highlight w:val="lightGray"/>
+        </w:rPr>
+        <w:t>e</w:t>
+      </w:r>
+      <w:r>
+        <w:rPr>
+          <w:rFonts w:ascii="Arial" w:hAnsi="Arial" w:eastAsia="Arial" w:cs="Arial"/>
+          <w:b/>
+          <w:i w:val="0"/>
+          <w:color w:val="000000"/>
+          <w:sz w:val="18"/>
+          <w:highlight w:val="lightGray"/>
+        </w:rPr>
+        <w:t>n</w:t>
+      </w:r>
+      <w:r>
+        <w:rPr>
+          <w:rFonts w:ascii="Arial" w:hAnsi="Arial" w:eastAsia="Arial" w:cs="Arial"/>
+          <w:b/>
+          <w:i w:val="0"/>
+          <w:color w:val="000000"/>
+          <w:sz w:val="18"/>
+          <w:highlight w:val="lightGray"/>
+        </w:rPr>
+        <w:t>S</w:t>
+      </w:r>
+      <w:r>
+        <w:rPr>
+          <w:rFonts w:ascii="Arial" w:hAnsi="Arial" w:eastAsia="Arial" w:cs="Arial"/>
+          <w:b/>
+          <w:i w:val="0"/>
+          <w:color w:val="000000"/>
+          <w:sz w:val="18"/>
+          <w:highlight w:val="lightGray"/>
+        </w:rPr>
+        <w:t>h</w:t>
+      </w:r>
+      <w:r>
+        <w:rPr>
+          <w:rFonts w:ascii="Arial" w:hAnsi="Arial" w:eastAsia="Arial" w:cs="Arial"/>
+          <w:b/>
+          <w:i w:val="0"/>
+          <w:color w:val="000000"/>
+          <w:sz w:val="18"/>
+          <w:highlight w:val="lightGray"/>
+        </w:rPr>
+        <w:t>o</w:t>
+      </w:r>
+      <w:r>
+        <w:rPr>
+          <w:rFonts w:ascii="Arial" w:hAnsi="Arial" w:eastAsia="Arial" w:cs="Arial"/>
+          <w:b/>
+          <w:i w:val="0"/>
+          <w:color w:val="000000"/>
+          <w:sz w:val="18"/>
+          <w:highlight w:val="lightGray"/>
+        </w:rPr>
+        <w:t>t</w:t>
       </w:r>
       <w:r>
         <w:rPr>
@@ -8213,7 +8491,7 @@
       </w:r>
       <w:r>
         <w:rPr>
-          <w:rFonts w:ascii="Arial" w:eastAsia="Arial" w:hAnsi="Arial" w:cs="Arial"/>
+          <w:rFonts w:ascii="Arial" w:hAnsi="Arial"/>
           <w:b/>
           <w:color w:val="000000"/>
           <w:sz w:val="18"/>
@@ -8223,7 +8501,7 @@
       </w:r>
       <w:r>
         <w:rPr>
-          <w:rFonts w:ascii="Arial" w:eastAsia="Arial" w:hAnsi="Arial" w:cs="Arial"/>
+          <w:rFonts w:ascii="Arial" w:hAnsi="Arial"/>
           <w:color w:val="000000"/>
           <w:sz w:val="18"/>
           <w:highlight w:val="lightGray"/>
@@ -17192,7 +17470,117 @@
           <w:sz w:val="18"/>
           <w:highlight w:val="lightGray"/>
         </w:rPr>
-        <w:t># Source: ScreenShots</w:t>
+        <w:t xml:space="preserve"># Source: </w:t>
+      </w:r>
+      <w:r>
+        <w:rPr>
+          <w:rFonts w:ascii="Arial" w:hAnsi="Arial" w:eastAsia="Arial" w:cs="Arial"/>
+          <w:b/>
+          <w:i w:val="0"/>
+          <w:color w:val="000000"/>
+          <w:sz w:val="18"/>
+          <w:highlight w:val="lightGray"/>
+        </w:rPr>
+        <w:t>S</w:t>
+      </w:r>
+      <w:r>
+        <w:rPr>
+          <w:rFonts w:ascii="Arial" w:hAnsi="Arial" w:eastAsia="Arial" w:cs="Arial"/>
+          <w:b/>
+          <w:i w:val="0"/>
+          <w:color w:val="000000"/>
+          <w:sz w:val="18"/>
+          <w:highlight w:val="lightGray"/>
+        </w:rPr>
+        <w:t>c</w:t>
+      </w:r>
+      <w:r>
+        <w:rPr>
+          <w:rFonts w:ascii="Arial" w:hAnsi="Arial" w:eastAsia="Arial" w:cs="Arial"/>
+          <w:b/>
+          <w:i w:val="0"/>
+          <w:color w:val="000000"/>
+          <w:sz w:val="18"/>
+          <w:highlight w:val="lightGray"/>
+        </w:rPr>
+        <w:t>r</w:t>
+      </w:r>
+      <w:r>
+        <w:rPr>
+          <w:rFonts w:ascii="Arial" w:hAnsi="Arial" w:eastAsia="Arial" w:cs="Arial"/>
+          <w:b/>
+          <w:i w:val="0"/>
+          <w:color w:val="000000"/>
+          <w:sz w:val="18"/>
+          <w:highlight w:val="lightGray"/>
+        </w:rPr>
+        <w:t>e</w:t>
+      </w:r>
+      <w:r>
+        <w:rPr>
+          <w:rFonts w:ascii="Arial" w:hAnsi="Arial" w:eastAsia="Arial" w:cs="Arial"/>
+          <w:b/>
+          <w:i w:val="0"/>
+          <w:color w:val="000000"/>
+          <w:sz w:val="18"/>
+          <w:highlight w:val="lightGray"/>
+        </w:rPr>
+        <w:t>e</w:t>
+      </w:r>
+      <w:r>
+        <w:rPr>
+          <w:rFonts w:ascii="Arial" w:hAnsi="Arial" w:eastAsia="Arial" w:cs="Arial"/>
+          <w:b/>
+          <w:i w:val="0"/>
+          <w:color w:val="000000"/>
+          <w:sz w:val="18"/>
+          <w:highlight w:val="lightGray"/>
+        </w:rPr>
+        <w:t>n</w:t>
+      </w:r>
+      <w:r>
+        <w:rPr>
+          <w:rFonts w:ascii="Arial" w:hAnsi="Arial" w:eastAsia="Arial" w:cs="Arial"/>
+          <w:b/>
+          <w:i w:val="0"/>
+          <w:color w:val="000000"/>
+          <w:sz w:val="18"/>
+          <w:highlight w:val="lightGray"/>
+        </w:rPr>
+        <w:t>S</w:t>
+      </w:r>
+      <w:r>
+        <w:rPr>
+          <w:rFonts w:ascii="Arial" w:hAnsi="Arial" w:eastAsia="Arial" w:cs="Arial"/>
+          <w:b/>
+          <w:i w:val="0"/>
+          <w:color w:val="000000"/>
+          <w:sz w:val="18"/>
+          <w:highlight w:val="lightGray"/>
+        </w:rPr>
+        <w:t>h</w:t>
+      </w:r>
+      <w:r>
+        <w:rPr>
+          <w:rFonts w:ascii="Arial" w:hAnsi="Arial" w:eastAsia="Arial" w:cs="Arial"/>
+          <w:b/>
+          <w:i w:val="0"/>
+          <w:color w:val="000000"/>
+          <w:sz w:val="18"/>
+          <w:highlight w:val="lightGray"/>
+        </w:rPr>
+        <w:t>o</w:t>
+      </w:r>
+      <w:r>
+        <w:rPr>
+          <w:rFonts w:ascii="Arial" w:hAnsi="Arial" w:eastAsia="Arial" w:cs="Arial"/>
+          <w:b/>
+          <w:i w:val="0"/>
+          <w:color w:val="000000"/>
+          <w:sz w:val="18"/>
+          <w:highlight w:val="lightGray"/>
+        </w:rPr>
+        <w:t>t</w:t>
       </w:r>
       <w:r>
         <w:rPr>
@@ -17255,7 +17643,7 @@
       </w:r>
       <w:r>
         <w:rPr>
-          <w:rFonts w:ascii="Arial" w:eastAsia="Arial" w:hAnsi="Arial" w:cs="Arial"/>
+          <w:rFonts w:ascii="Arial" w:hAnsi="Arial"/>
           <w:b/>
           <w:color w:val="000000"/>
           <w:sz w:val="18"/>
@@ -17265,7 +17653,7 @@
       </w:r>
       <w:r>
         <w:rPr>
-          <w:rFonts w:ascii="Arial" w:eastAsia="Arial" w:hAnsi="Arial" w:cs="Arial"/>
+          <w:rFonts w:ascii="Arial" w:hAnsi="Arial"/>
           <w:color w:val="000000"/>
           <w:sz w:val="18"/>
           <w:highlight w:val="lightGray"/>
